--- a/dokumente/Datenschutzerklaerung-Patienten.docx
+++ b/dokumente/Datenschutzerklaerung-Patienten.docx
@@ -4,271 +4,255 @@
   <w:body>
     <w:p>
       <w:pPr>
-        <w:spacing w:before="0" w:after="20"/>
-        <w:jc w:val="center"/>
+        <w:spacing w:before="0" w:after="40"/>
       </w:pPr>
       <w:r>
         <w:rPr>
-          <w:rFonts w:ascii="Calibri" w:hAnsi="Calibri"/>
+          <w:rFonts w:ascii="Arial" w:hAnsi="Arial"/>
           <w:b/>
-          <w:color w:val="000000"/>
-          <w:sz w:val="30"/>
+          <w:i w:val="0"/>
+          <w:color w:val="202020"/>
+          <w:sz w:val="40"/>
         </w:rPr>
         <w:t>Datenschutzerklärung &amp; Einwilligung</w:t>
       </w:r>
     </w:p>
     <w:p>
       <w:pPr>
-        <w:spacing w:before="0" w:after="160"/>
-        <w:jc w:val="center"/>
+        <w:spacing w:before="0" w:after="280"/>
       </w:pPr>
       <w:r>
         <w:rPr>
-          <w:rFonts w:ascii="Calibri" w:hAnsi="Calibri"/>
+          <w:rFonts w:ascii="Arial" w:hAnsi="Arial"/>
           <w:b w:val="0"/>
-          <w:color w:val="000000"/>
-          <w:sz w:val="17"/>
+          <w:i w:val="0"/>
+          <w:color w:val="606060"/>
+          <w:sz w:val="20"/>
         </w:rPr>
         <w:t>Mobile Physiotherapie Grausam  ·  Nick Grausam  ·  Stand: Februar 2026</w:t>
       </w:r>
     </w:p>
     <w:p>
       <w:pPr>
-        <w:spacing w:before="120" w:after="40"/>
-        <w:jc w:val="left"/>
-        <w:shd w:val="clear" w:color="auto" w:fill="EFEFEF"/>
+        <w:spacing w:before="240" w:after="80"/>
+        <w:shd w:val="clear" w:color="auto" w:fill="D6E4F0"/>
         <w:pBdr>
-          <w:bottom w:val="single" w:sz="4" w:space="1" w:color="000000"/>
+          <w:left w:val="single" w:sz="18" w:space="6" w:color="2E74B5"/>
         </w:pBdr>
       </w:pPr>
       <w:r>
         <w:rPr>
-          <w:rFonts w:ascii="Calibri" w:hAnsi="Calibri"/>
+          <w:rFonts w:ascii="Arial" w:hAnsi="Arial"/>
           <w:b/>
-          <w:color w:val="000000"/>
-          <w:sz w:val="18"/>
+          <w:i w:val="0"/>
+          <w:color w:val="2E74B5"/>
+          <w:sz w:val="22"/>
         </w:rPr>
         <w:t xml:space="preserve">  Verantwortlicher</w:t>
       </w:r>
     </w:p>
     <w:p>
       <w:pPr>
-        <w:spacing w:before="40" w:after="80"/>
-        <w:jc w:val="left"/>
+        <w:spacing w:before="40" w:after="120"/>
       </w:pPr>
       <w:r>
         <w:rPr>
-          <w:rFonts w:ascii="Calibri" w:hAnsi="Calibri"/>
-          <w:b w:val="0"/>
-          <w:color w:val="000000"/>
-          <w:sz w:val="17"/>
+          <w:rFonts w:ascii="Arial" w:hAnsi="Arial"/>
+          <w:sz w:val="20"/>
         </w:rPr>
-        <w:t>Nick Grausam · Mobile Physiotherapie Grausam · Dornierstraße 5 · 69181 Leimen · info@physiotherapie-grausam.de · Tel. 0176 4268 5146</w:t>
+        <w:t>Nick Grausam · Mobile Physiotherapie Grausam · Dornierstraße 5 · 69181 Leimen · info@physiotherapie-grausam.com · Tel. 0176 459 28 768</w:t>
       </w:r>
     </w:p>
     <w:p>
       <w:pPr>
-        <w:spacing w:before="120" w:after="40"/>
-        <w:jc w:val="left"/>
-        <w:shd w:val="clear" w:color="auto" w:fill="EFEFEF"/>
+        <w:spacing w:before="240" w:after="80"/>
+        <w:shd w:val="clear" w:color="auto" w:fill="D6E4F0"/>
         <w:pBdr>
-          <w:bottom w:val="single" w:sz="4" w:space="1" w:color="000000"/>
+          <w:left w:val="single" w:sz="18" w:space="6" w:color="2E74B5"/>
         </w:pBdr>
       </w:pPr>
       <w:r>
         <w:rPr>
-          <w:rFonts w:ascii="Calibri" w:hAnsi="Calibri"/>
+          <w:rFonts w:ascii="Arial" w:hAnsi="Arial"/>
           <w:b/>
-          <w:color w:val="000000"/>
-          <w:sz w:val="18"/>
+          <w:i w:val="0"/>
+          <w:color w:val="2E74B5"/>
+          <w:sz w:val="22"/>
         </w:rPr>
         <w:t xml:space="preserve">  Zweck &amp; Rechtsgrundlagen der Verarbeitung</w:t>
       </w:r>
     </w:p>
     <w:p>
       <w:pPr>
-        <w:spacing w:before="40" w:after="80"/>
-        <w:jc w:val="left"/>
+        <w:spacing w:before="40" w:after="120"/>
       </w:pPr>
       <w:r>
         <w:rPr>
-          <w:rFonts w:ascii="Calibri" w:hAnsi="Calibri"/>
-          <w:b w:val="0"/>
-          <w:color w:val="000000"/>
-          <w:sz w:val="17"/>
+          <w:rFonts w:ascii="Arial" w:hAnsi="Arial"/>
+          <w:sz w:val="20"/>
         </w:rPr>
         <w:t>Ihre personenbezogenen Daten (Name, Adresse, Kontaktdaten, Beschwerden, Diagnosen) werden ausschließlich zur Durchführung der physiotherapeutischen Behandlung verarbeitet. Rechtsgrundlagen: Art. 6 Abs. 1 lit. b DSGVO (Vertragserfüllung), Art. 9 Abs. 2 lit. h DSGVO (Gesundheitsversorgung), Art. 6 Abs. 1 lit. c DSGVO (gesetzliche Pflichten).</w:t>
       </w:r>
     </w:p>
     <w:p>
       <w:pPr>
-        <w:spacing w:before="120" w:after="40"/>
-        <w:jc w:val="left"/>
-        <w:shd w:val="clear" w:color="auto" w:fill="EFEFEF"/>
+        <w:spacing w:before="240" w:after="80"/>
+        <w:shd w:val="clear" w:color="auto" w:fill="D6E4F0"/>
         <w:pBdr>
-          <w:bottom w:val="single" w:sz="4" w:space="1" w:color="000000"/>
+          <w:left w:val="single" w:sz="18" w:space="6" w:color="2E74B5"/>
         </w:pBdr>
       </w:pPr>
       <w:r>
         <w:rPr>
-          <w:rFonts w:ascii="Calibri" w:hAnsi="Calibri"/>
+          <w:rFonts w:ascii="Arial" w:hAnsi="Arial"/>
           <w:b/>
-          <w:color w:val="000000"/>
-          <w:sz w:val="18"/>
+          <w:i w:val="0"/>
+          <w:color w:val="2E74B5"/>
+          <w:sz w:val="22"/>
         </w:rPr>
         <w:t xml:space="preserve">  Gesundheitsdaten</w:t>
       </w:r>
     </w:p>
     <w:p>
       <w:pPr>
-        <w:spacing w:before="40" w:after="80"/>
-        <w:jc w:val="left"/>
+        <w:spacing w:before="40" w:after="120"/>
       </w:pPr>
       <w:r>
         <w:rPr>
-          <w:rFonts w:ascii="Calibri" w:hAnsi="Calibri"/>
-          <w:b w:val="0"/>
-          <w:color w:val="000000"/>
-          <w:sz w:val="17"/>
+          <w:rFonts w:ascii="Arial" w:hAnsi="Arial"/>
+          <w:sz w:val="20"/>
         </w:rPr>
         <w:t>Gesundheitsdaten (Diagnosen, Befunde, Behandlungsverläufe) werden gemäß Art. 9 Abs. 2 lit. h DSGVO zum Zweck der medizinischen Versorgung erhoben und gespeichert. Eine Weitergabe erfolgt nur bei ausdrücklicher Einwilligung oder gesetzlicher Verpflichtung (z. B. Abrechnungsstellen, Beihilfe).</w:t>
       </w:r>
     </w:p>
     <w:p>
       <w:pPr>
-        <w:spacing w:before="120" w:after="40"/>
-        <w:jc w:val="left"/>
-        <w:shd w:val="clear" w:color="auto" w:fill="EFEFEF"/>
+        <w:spacing w:before="240" w:after="80"/>
+        <w:shd w:val="clear" w:color="auto" w:fill="D6E4F0"/>
         <w:pBdr>
-          <w:bottom w:val="single" w:sz="4" w:space="1" w:color="000000"/>
+          <w:left w:val="single" w:sz="18" w:space="6" w:color="2E74B5"/>
         </w:pBdr>
       </w:pPr>
       <w:r>
         <w:rPr>
-          <w:rFonts w:ascii="Calibri" w:hAnsi="Calibri"/>
+          <w:rFonts w:ascii="Arial" w:hAnsi="Arial"/>
           <w:b/>
-          <w:color w:val="000000"/>
-          <w:sz w:val="18"/>
+          <w:i w:val="0"/>
+          <w:color w:val="2E74B5"/>
+          <w:sz w:val="22"/>
         </w:rPr>
         <w:t xml:space="preserve">  Speicherdauer</w:t>
       </w:r>
     </w:p>
     <w:p>
       <w:pPr>
-        <w:spacing w:before="40" w:after="80"/>
-        <w:jc w:val="left"/>
+        <w:spacing w:before="40" w:after="120"/>
       </w:pPr>
       <w:r>
         <w:rPr>
-          <w:rFonts w:ascii="Calibri" w:hAnsi="Calibri"/>
-          <w:b w:val="0"/>
-          <w:color w:val="000000"/>
-          <w:sz w:val="17"/>
+          <w:rFonts w:ascii="Arial" w:hAnsi="Arial"/>
+          <w:sz w:val="20"/>
         </w:rPr>
         <w:t>Patientendaten: 10 Jahre nach Behandlungsabschluss (§ 630f BGB) · Buchhaltungsunterlagen: 10 Jahre (§ 147 AO) · Geschäftsbriefe: 6 Jahre (§ 147 AO). Danach werden Daten sicher gelöscht.</w:t>
       </w:r>
     </w:p>
     <w:p>
       <w:pPr>
-        <w:spacing w:before="120" w:after="40"/>
-        <w:jc w:val="left"/>
-        <w:shd w:val="clear" w:color="auto" w:fill="EFEFEF"/>
+        <w:spacing w:before="240" w:after="80"/>
+        <w:shd w:val="clear" w:color="auto" w:fill="D6E4F0"/>
         <w:pBdr>
-          <w:bottom w:val="single" w:sz="4" w:space="1" w:color="000000"/>
+          <w:left w:val="single" w:sz="18" w:space="6" w:color="2E74B5"/>
         </w:pBdr>
       </w:pPr>
       <w:r>
         <w:rPr>
-          <w:rFonts w:ascii="Calibri" w:hAnsi="Calibri"/>
+          <w:rFonts w:ascii="Arial" w:hAnsi="Arial"/>
           <w:b/>
-          <w:color w:val="000000"/>
-          <w:sz w:val="18"/>
+          <w:i w:val="0"/>
+          <w:color w:val="2E74B5"/>
+          <w:sz w:val="22"/>
         </w:rPr>
         <w:t xml:space="preserve">  Ihre Rechte (Art. 15–21 DSGVO)</w:t>
       </w:r>
     </w:p>
     <w:p>
       <w:pPr>
-        <w:spacing w:before="40" w:after="80"/>
-        <w:jc w:val="left"/>
+        <w:spacing w:before="40" w:after="120"/>
       </w:pPr>
       <w:r>
         <w:rPr>
-          <w:rFonts w:ascii="Calibri" w:hAnsi="Calibri"/>
-          <w:b w:val="0"/>
-          <w:color w:val="000000"/>
-          <w:sz w:val="17"/>
+          <w:rFonts w:ascii="Arial" w:hAnsi="Arial"/>
+          <w:sz w:val="20"/>
         </w:rPr>
         <w:t>Auskunft · Berichtigung · Löschung · Einschränkung der Verarbeitung · Datenübertragbarkeit · Widerspruch · Widerruf einer Einwilligung (ohne Rückwirkung). Beschwerden: Landesbeauftragter für Datenschutz Baden-Württemberg, www.baden-wuerttemberg.datenschutz.de</w:t>
       </w:r>
     </w:p>
     <w:p>
       <w:pPr>
-        <w:spacing w:before="120" w:after="40"/>
-        <w:jc w:val="left"/>
-        <w:shd w:val="clear" w:color="auto" w:fill="EFEFEF"/>
+        <w:spacing w:before="240" w:after="80"/>
+        <w:shd w:val="clear" w:color="auto" w:fill="D6E4F0"/>
         <w:pBdr>
-          <w:bottom w:val="single" w:sz="4" w:space="1" w:color="000000"/>
+          <w:left w:val="single" w:sz="18" w:space="6" w:color="2E74B5"/>
         </w:pBdr>
       </w:pPr>
       <w:r>
         <w:rPr>
-          <w:rFonts w:ascii="Calibri" w:hAnsi="Calibri"/>
+          <w:rFonts w:ascii="Arial" w:hAnsi="Arial"/>
           <w:b/>
-          <w:color w:val="000000"/>
-          <w:sz w:val="18"/>
+          <w:i w:val="0"/>
+          <w:color w:val="2E74B5"/>
+          <w:sz w:val="22"/>
         </w:rPr>
         <w:t xml:space="preserve">  WhatsApp &amp; Kommunikation</w:t>
       </w:r>
     </w:p>
     <w:p>
       <w:pPr>
-        <w:spacing w:before="40" w:after="80"/>
-        <w:jc w:val="left"/>
+        <w:spacing w:before="40" w:after="120"/>
       </w:pPr>
       <w:r>
         <w:rPr>
-          <w:rFonts w:ascii="Calibri" w:hAnsi="Calibri"/>
-          <w:b w:val="0"/>
-          <w:color w:val="000000"/>
-          <w:sz w:val="17"/>
+          <w:rFonts w:ascii="Arial" w:hAnsi="Arial"/>
+          <w:sz w:val="20"/>
         </w:rPr>
         <w:t>Bei Kontaktaufnahme per WhatsApp werden Daten auf Servern von Meta (USA) verarbeitet (Grundlage: EU-US Data Privacy Framework). Diese Website verwendet keine Tracking-Cookies.</w:t>
       </w:r>
     </w:p>
     <w:p>
       <w:pPr>
-        <w:spacing w:before="120" w:after="40"/>
-        <w:jc w:val="left"/>
-        <w:shd w:val="clear" w:color="auto" w:fill="EFEFEF"/>
+        <w:spacing w:before="240" w:after="80"/>
+        <w:shd w:val="clear" w:color="auto" w:fill="D6E4F0"/>
         <w:pBdr>
-          <w:bottom w:val="single" w:sz="4" w:space="1" w:color="000000"/>
+          <w:left w:val="single" w:sz="18" w:space="6" w:color="2E74B5"/>
         </w:pBdr>
       </w:pPr>
       <w:r>
         <w:rPr>
-          <w:rFonts w:ascii="Calibri" w:hAnsi="Calibri"/>
+          <w:rFonts w:ascii="Arial" w:hAnsi="Arial"/>
           <w:b/>
-          <w:color w:val="000000"/>
-          <w:sz w:val="18"/>
+          <w:i w:val="0"/>
+          <w:color w:val="2E74B5"/>
+          <w:sz w:val="22"/>
         </w:rPr>
         <w:t xml:space="preserve">  Einwilligung</w:t>
       </w:r>
     </w:p>
     <w:p>
       <w:pPr>
-        <w:spacing w:before="60" w:after="120"/>
-        <w:jc w:val="left"/>
+        <w:spacing w:before="40" w:after="120"/>
       </w:pPr>
       <w:r>
         <w:rPr>
-          <w:rFonts w:ascii="Calibri" w:hAnsi="Calibri"/>
-          <w:b w:val="0"/>
-          <w:color w:val="000000"/>
-          <w:sz w:val="17"/>
+          <w:rFonts w:ascii="Arial" w:hAnsi="Arial"/>
+          <w:sz w:val="20"/>
         </w:rPr>
         <w:t>Ich habe die vorstehende Datenschutzerklärung gelesen und verstanden. Ich willige ein, dass meine personenbezogenen Daten und Gesundheitsdaten zum Zweck der physiotherapeutischen Behandlung gemäß den obigen Ausführungen verarbeitet und gespeichert werden. Diese Einwilligung kann ich jederzeit schriftlich widerrufen.</w:t>
       </w:r>
+    </w:p>
+    <w:p>
+      <w:pPr>
+        <w:spacing w:before="200" w:after="80"/>
+      </w:pPr>
     </w:p>
     <w:tbl>
       <w:tblPr>
@@ -277,24 +261,40 @@
         <w:tblLook w:firstColumn="1" w:firstRow="1" w:lastColumn="0" w:lastRow="0" w:noHBand="0" w:noVBand="1" w:val="04A0"/>
       </w:tblPr>
       <w:tblGrid>
-        <w:gridCol w:w="2493"/>
-        <w:gridCol w:w="2493"/>
-        <w:gridCol w:w="2493"/>
-        <w:gridCol w:w="2493"/>
+        <w:gridCol w:w="3324"/>
+        <w:gridCol w:w="3324"/>
+        <w:gridCol w:w="3324"/>
       </w:tblGrid>
       <w:tr>
+        <w:trPr>
+          <w:trHeight w:val="700" w:hRule="atLeast"/>
+        </w:trPr>
         <w:tc>
           <w:tcPr>
-            <w:tcW w:type="dxa" w:w="2409"/>
-            <w:vAlign w:val="center"/>
+            <w:tcW w:type="dxa" w:w="5"/>
+            <w:tcMar>
+              <w:top w:w="80" w:type="dxa"/>
+              <w:bottom w:w="80" w:type="dxa"/>
+              <w:left w:w="120" w:type="dxa"/>
+              <w:right w:w="120" w:type="dxa"/>
+            </w:tcMar>
+            <w:tcBorders>
+              <w:top w:val="single" w:sz="4" w:space="0" w:color="CCCCCC"/>
+              <w:left w:val="single" w:sz="4" w:space="0" w:color="CCCCCC"/>
+              <w:bottom w:val="single" w:sz="4" w:space="0" w:color="CCCCCC"/>
+              <w:right w:val="single" w:sz="4" w:space="0" w:color="CCCCCC"/>
+            </w:tcBorders>
           </w:tcPr>
           <w:p>
+            <w:pPr>
+              <w:spacing w:before="0" w:after="0"/>
+            </w:pPr>
             <w:r>
               <w:rPr>
-                <w:rFonts w:ascii="Calibri" w:hAnsi="Calibri"/>
+                <w:rFonts w:ascii="Arial" w:hAnsi="Arial"/>
                 <w:b/>
-                <w:color w:val="000000"/>
-                <w:sz w:val="16"/>
+                <w:color w:val="444444"/>
+                <w:sz w:val="17"/>
               </w:rPr>
               <w:t>Ort</w:t>
             </w:r>
@@ -302,16 +302,30 @@
         </w:tc>
         <w:tc>
           <w:tcPr>
-            <w:tcW w:type="dxa" w:w="2409"/>
-            <w:vAlign w:val="center"/>
+            <w:tcW w:type="dxa" w:w="5"/>
+            <w:tcMar>
+              <w:top w:w="80" w:type="dxa"/>
+              <w:bottom w:w="80" w:type="dxa"/>
+              <w:left w:w="120" w:type="dxa"/>
+              <w:right w:w="120" w:type="dxa"/>
+            </w:tcMar>
+            <w:tcBorders>
+              <w:top w:val="single" w:sz="4" w:space="0" w:color="CCCCCC"/>
+              <w:left w:val="single" w:sz="4" w:space="0" w:color="CCCCCC"/>
+              <w:bottom w:val="single" w:sz="4" w:space="0" w:color="CCCCCC"/>
+              <w:right w:val="single" w:sz="4" w:space="0" w:color="CCCCCC"/>
+            </w:tcBorders>
           </w:tcPr>
           <w:p>
+            <w:pPr>
+              <w:spacing w:before="0" w:after="0"/>
+            </w:pPr>
             <w:r>
               <w:rPr>
-                <w:rFonts w:ascii="Calibri" w:hAnsi="Calibri"/>
+                <w:rFonts w:ascii="Arial" w:hAnsi="Arial"/>
                 <w:b/>
-                <w:color w:val="000000"/>
-                <w:sz w:val="16"/>
+                <w:color w:val="444444"/>
+                <w:sz w:val="17"/>
               </w:rPr>
               <w:t>Datum</w:t>
             </w:r>
@@ -319,108 +333,117 @@
         </w:tc>
         <w:tc>
           <w:tcPr>
-            <w:tcW w:type="dxa" w:w="2409"/>
-            <w:vAlign w:val="center"/>
+            <w:tcW w:type="dxa" w:w="5"/>
+            <w:tcMar>
+              <w:top w:w="80" w:type="dxa"/>
+              <w:bottom w:w="80" w:type="dxa"/>
+              <w:left w:w="120" w:type="dxa"/>
+              <w:right w:w="120" w:type="dxa"/>
+            </w:tcMar>
+            <w:tcBorders>
+              <w:top w:val="single" w:sz="4" w:space="0" w:color="CCCCCC"/>
+              <w:left w:val="single" w:sz="4" w:space="0" w:color="CCCCCC"/>
+              <w:bottom w:val="single" w:sz="4" w:space="0" w:color="CCCCCC"/>
+              <w:right w:val="single" w:sz="4" w:space="0" w:color="CCCCCC"/>
+            </w:tcBorders>
           </w:tcPr>
           <w:p>
+            <w:pPr>
+              <w:spacing w:before="0" w:after="0"/>
+            </w:pPr>
             <w:r>
               <w:rPr>
-                <w:rFonts w:ascii="Calibri" w:hAnsi="Calibri"/>
+                <w:rFonts w:ascii="Arial" w:hAnsi="Arial"/>
                 <w:b/>
-                <w:color w:val="000000"/>
-                <w:sz w:val="16"/>
+                <w:color w:val="444444"/>
+                <w:sz w:val="17"/>
               </w:rPr>
               <w:t>Unterschrift Patient / -in</w:t>
             </w:r>
           </w:p>
         </w:tc>
+      </w:tr>
+      <w:tr>
+        <w:trPr>
+          <w:trHeight w:val="700" w:hRule="atLeast"/>
+        </w:trPr>
         <w:tc>
           <w:tcPr>
-            <w:tcW w:type="dxa" w:w="2409"/>
-            <w:vAlign w:val="center"/>
+            <w:tcW w:type="dxa" w:w="5"/>
+            <w:tcBorders>
+              <w:top w:val="single" w:sz="4" w:space="0" w:color="CCCCCC"/>
+              <w:left w:val="single" w:sz="4" w:space="0" w:color="CCCCCC"/>
+              <w:bottom w:val="single" w:sz="4" w:space="0" w:color="CCCCCC"/>
+              <w:right w:val="single" w:sz="4" w:space="0" w:color="CCCCCC"/>
+            </w:tcBorders>
+            <w:tcMar>
+              <w:top w:w="80" w:type="dxa"/>
+              <w:bottom w:w="80" w:type="dxa"/>
+              <w:left w:w="120" w:type="dxa"/>
+              <w:right w:w="120" w:type="dxa"/>
+            </w:tcMar>
+          </w:tcPr>
+          <w:p/>
+        </w:tc>
+        <w:tc>
+          <w:tcPr>
+            <w:tcW w:type="dxa" w:w="5"/>
+            <w:tcBorders>
+              <w:top w:val="single" w:sz="4" w:space="0" w:color="CCCCCC"/>
+              <w:left w:val="single" w:sz="4" w:space="0" w:color="CCCCCC"/>
+              <w:bottom w:val="single" w:sz="4" w:space="0" w:color="CCCCCC"/>
+              <w:right w:val="single" w:sz="4" w:space="0" w:color="CCCCCC"/>
+            </w:tcBorders>
+            <w:tcMar>
+              <w:top w:w="80" w:type="dxa"/>
+              <w:bottom w:w="80" w:type="dxa"/>
+              <w:left w:w="120" w:type="dxa"/>
+              <w:right w:w="120" w:type="dxa"/>
+            </w:tcMar>
+          </w:tcPr>
+          <w:p/>
+        </w:tc>
+        <w:tc>
+          <w:tcPr>
+            <w:tcW w:type="dxa" w:w="5"/>
+            <w:tcMar>
+              <w:top w:w="80" w:type="dxa"/>
+              <w:bottom w:w="80" w:type="dxa"/>
+              <w:left w:w="120" w:type="dxa"/>
+              <w:right w:w="120" w:type="dxa"/>
+            </w:tcMar>
+            <w:tcBorders>
+              <w:top w:val="single" w:sz="4" w:space="0" w:color="CCCCCC"/>
+              <w:left w:val="single" w:sz="4" w:space="0" w:color="CCCCCC"/>
+              <w:bottom w:val="single" w:sz="4" w:space="0" w:color="CCCCCC"/>
+              <w:right w:val="single" w:sz="4" w:space="0" w:color="CCCCCC"/>
+            </w:tcBorders>
           </w:tcPr>
           <w:p>
+            <w:pPr>
+              <w:spacing w:before="0" w:after="0"/>
+            </w:pPr>
             <w:r>
               <w:rPr>
-                <w:rFonts w:ascii="Calibri" w:hAnsi="Calibri"/>
+                <w:rFonts w:ascii="Arial" w:hAnsi="Arial"/>
                 <w:b/>
-                <w:color w:val="000000"/>
-                <w:sz w:val="16"/>
+                <w:color w:val="444444"/>
+                <w:sz w:val="17"/>
               </w:rPr>
               <w:t>Unterschrift Therapeut</w:t>
             </w:r>
           </w:p>
         </w:tc>
       </w:tr>
-      <w:tr>
-        <w:trPr>
-          <w:trHeight w:val="680"/>
-          <w:trHeight w:val="680"/>
-          <w:trHeight w:val="680"/>
-          <w:trHeight w:val="680"/>
-        </w:trPr>
-        <w:tc>
-          <w:tcPr>
-            <w:tcW w:type="dxa" w:w="2409"/>
-            <w:vAlign w:val="bottom"/>
-          </w:tcPr>
-          <w:p/>
-        </w:tc>
-        <w:tc>
-          <w:tcPr>
-            <w:tcW w:type="dxa" w:w="2409"/>
-            <w:vAlign w:val="bottom"/>
-          </w:tcPr>
-          <w:p/>
-        </w:tc>
-        <w:tc>
-          <w:tcPr>
-            <w:tcW w:type="dxa" w:w="2409"/>
-            <w:vAlign w:val="bottom"/>
-          </w:tcPr>
-          <w:p/>
-        </w:tc>
-        <w:tc>
-          <w:tcPr>
-            <w:tcW w:type="dxa" w:w="2409"/>
-            <w:vAlign w:val="bottom"/>
-          </w:tcPr>
-          <w:p/>
-        </w:tc>
-      </w:tr>
     </w:tbl>
     <w:sectPr>
-      <w:footerReference w:type="default" r:id="rId9"/>
       <w:pgSz w:w="12240" w:h="15840"/>
-      <w:pgMar w:top="907" w:right="1134" w:bottom="907" w:left="1134" w:header="720" w:footer="454" w:gutter="0"/>
+      <w:pgMar w:top="1134" w:right="1134" w:bottom="1134" w:left="1134" w:header="720" w:footer="720" w:gutter="0"/>
       <w:cols w:space="720"/>
       <w:docGrid w:linePitch="360"/>
     </w:sectPr>
   </w:body>
 </w:document>
-</file>
-
-<file path=word/footer1.xml><?xml version="1.0" encoding="utf-8"?>
-<w:ftr xmlns:m="http://schemas.openxmlformats.org/officeDocument/2006/math" xmlns:mc="http://schemas.openxmlformats.org/markup-compatibility/2006" xmlns:mo="http://schemas.microsoft.com/office/mac/office/2008/main" xmlns:mv="urn:schemas-microsoft-com:mac:vml" xmlns:o="urn:schemas-microsoft-com:office:office" xmlns:r="http://schemas.openxmlformats.org/officeDocument/2006/relationships" xmlns:v="urn:schemas-microsoft-com:vml" xmlns:w10="urn:schemas-microsoft-com:office:word" xmlns:w14="http://schemas.microsoft.com/office/word/2010/wordml" xmlns:w="http://schemas.openxmlformats.org/wordprocessingml/2006/main" xmlns:wne="http://schemas.microsoft.com/office/word/2006/wordml" xmlns:wp14="http://schemas.microsoft.com/office/word/2010/wordprocessingDrawing" xmlns:wp="http://schemas.openxmlformats.org/drawingml/2006/wordprocessingDrawing" xmlns:wpc="http://schemas.microsoft.com/office/word/2010/wordprocessingCanvas" xmlns:wpg="http://schemas.microsoft.com/office/word/2010/wordprocessingGroup" xmlns:wpi="http://schemas.microsoft.com/office/word/2010/wordprocessingInk" xmlns:wps="http://schemas.microsoft.com/office/word/2010/wordprocessingShape" mc:Ignorable="w14 wp14">
-  <w:p>
-    <w:pPr>
-      <w:pStyle w:val="Footer"/>
-      <w:jc w:val="center"/>
-      <w:pBdr>
-        <w:top w:val="single" w:sz="4" w:space="1" w:color="AAAAAA"/>
-      </w:pBdr>
-    </w:pPr>
-    <w:r>
-      <w:rPr>
-        <w:rFonts w:ascii="Calibri" w:hAnsi="Calibri"/>
-        <w:b w:val="0"/>
-        <w:color w:val="000000"/>
-        <w:sz w:val="15"/>
-      </w:rPr>
-      <w:t>Mobile Physiotherapie Grausam  ·  Nick Grausam  ·  info@physiotherapie-grausam.de  ·  0176 4268 5146</w:t>
-    </w:r>
-  </w:p>
-</w:ftr>
 </file>
 
 <file path=word/numbering.xml><?xml version="1.0" encoding="utf-8"?>

--- a/dokumente/Datenschutzerklaerung-Patienten.docx
+++ b/dokumente/Datenschutzerklaerung-Patienten.docx
@@ -4,17 +4,257 @@
   <w:body>
     <w:p>
       <w:pPr>
+        <w:spacing w:before="0" w:after="320"/>
+        <w:jc w:val="right"/>
+      </w:pPr>
+      <w:r>
+        <w:rPr>
+          <w:rFonts w:ascii="Calibri" w:hAnsi="Calibri"/>
+          <w:b/>
+          <w:i w:val="0"/>
+          <w:sz w:val="22"/>
+        </w:rPr>
+        <w:t>Mobile Physiotherapie Grausam</w:t>
+      </w:r>
+    </w:p>
+    <w:p>
+      <w:pPr>
+        <w:spacing w:before="0" w:after="320"/>
+      </w:pPr>
+      <w:r>
+        <w:rPr>
+          <w:rFonts w:ascii="Calibri" w:hAnsi="Calibri"/>
+          <w:b/>
+          <w:i w:val="0"/>
+          <w:sz w:val="36"/>
+        </w:rPr>
+        <w:t>Einwilligungserklärung</w:t>
+      </w:r>
+    </w:p>
+    <w:p>
+      <w:pPr>
         <w:spacing w:before="0" w:after="40"/>
       </w:pPr>
       <w:r>
         <w:rPr>
-          <w:rFonts w:ascii="Arial" w:hAnsi="Arial"/>
+          <w:rFonts w:ascii="Calibri" w:hAnsi="Calibri"/>
+          <w:b w:val="0"/>
+          <w:i w:val="0"/>
+          <w:sz w:val="20"/>
+        </w:rPr>
+        <w:t>von:  _____________________________________________</w:t>
+      </w:r>
+    </w:p>
+    <w:p>
+      <w:pPr>
+        <w:spacing w:before="0" w:after="280"/>
+        <w:ind w:left="567"/>
+      </w:pPr>
+      <w:r>
+        <w:rPr>
+          <w:rFonts w:ascii="Calibri" w:hAnsi="Calibri"/>
+          <w:b w:val="0"/>
+          <w:i/>
+          <w:sz w:val="18"/>
+        </w:rPr>
+        <w:t>Name, Vorname</w:t>
+      </w:r>
+    </w:p>
+    <w:p>
+      <w:pPr>
+        <w:spacing w:before="0" w:after="100"/>
+        <w:ind w:left="397" w:hanging="283"/>
+      </w:pPr>
+      <w:r>
+        <w:rPr>
+          <w:rFonts w:ascii="Calibri" w:hAnsi="Calibri"/>
+          <w:sz w:val="19"/>
+        </w:rPr>
+        <w:t xml:space="preserve">•  </w:t>
+      </w:r>
+      <w:r>
+        <w:rPr>
+          <w:rFonts w:ascii="Calibri" w:hAnsi="Calibri"/>
+          <w:sz w:val="19"/>
+        </w:rPr>
+        <w:t>Ich bin damit einverstanden, dass im Rahmen des mit Mobile Physiotherapie Grausam abgeschlossenen Behandlungsvertrages Daten über meine Person sowie die für die Behandlung notwendigen medizinischen Daten gespeichert, verarbeitet bzw. genutzt werden und im Rahmen der Zweckbestimmung unter Beachtung der datenschutzrechtlichen Regelungen an Dritte (z. B. Krankenkassen und andere Kostenträger, weiter- bzw. mitbehandelnde Ärzte sowie Einrichtungen der Gesundheitsversorgung sowie Rehabilitationseinrichtungen und private Krankenversicherungen) übermittelt werden können.</w:t>
+      </w:r>
+    </w:p>
+    <w:p>
+      <w:pPr>
+        <w:spacing w:before="0" w:after="100"/>
+        <w:ind w:left="397" w:hanging="283"/>
+      </w:pPr>
+      <w:r>
+        <w:rPr>
+          <w:rFonts w:ascii="Calibri" w:hAnsi="Calibri"/>
+          <w:sz w:val="19"/>
+        </w:rPr>
+        <w:t xml:space="preserve">•  </w:t>
+      </w:r>
+      <w:r>
+        <w:rPr>
+          <w:rFonts w:ascii="Calibri" w:hAnsi="Calibri"/>
+          <w:sz w:val="19"/>
+        </w:rPr>
+        <w:t>Ich bin außerdem damit einverstanden, dass Mobile Physiotherapie Grausam mit meinem behandelnden Arzt Kontakt aufnehmen kann, um fehlerhaft ausgestellte Rezepte zu korrigieren (Hinweis: nur formal korrekt ausgestellte Verordnungen werden von den Krankenkassen erstattet). Hierfür entbinde ich Mobile Physiotherapie Grausam von der Schweigepflicht bzgl. für die Korrektur des Rezeptes relevanter Informationen.</w:t>
+      </w:r>
+    </w:p>
+    <w:p>
+      <w:pPr>
+        <w:spacing w:before="0" w:after="100"/>
+        <w:ind w:left="397" w:hanging="283"/>
+      </w:pPr>
+      <w:r>
+        <w:rPr>
+          <w:rFonts w:ascii="Calibri" w:hAnsi="Calibri"/>
+          <w:sz w:val="19"/>
+        </w:rPr>
+        <w:t xml:space="preserve">•  </w:t>
+      </w:r>
+      <w:r>
+        <w:rPr>
+          <w:rFonts w:ascii="Calibri" w:hAnsi="Calibri"/>
+          <w:sz w:val="19"/>
+        </w:rPr>
+        <w:t>Die Einwilligung in die Datenweitergabe ist freiwillig und im Vorfeld der Behandlung zu unterschreiben. Sie bedeutet für den behandelnden Therapeuten eine Verschwiegenheitsbindung.</w:t>
+      </w:r>
+    </w:p>
+    <w:p>
+      <w:pPr>
+        <w:spacing w:before="0" w:after="100"/>
+        <w:ind w:left="397" w:hanging="283"/>
+      </w:pPr>
+      <w:r>
+        <w:rPr>
+          <w:rFonts w:ascii="Calibri" w:hAnsi="Calibri"/>
+          <w:sz w:val="19"/>
+        </w:rPr>
+        <w:t xml:space="preserve">•  </w:t>
+      </w:r>
+      <w:r>
+        <w:rPr>
+          <w:rFonts w:ascii="Calibri" w:hAnsi="Calibri"/>
+          <w:sz w:val="19"/>
+        </w:rPr>
+        <w:t>Die Einwilligung endet mit Laufzeitende des Behandlungsvertrages.</w:t>
+      </w:r>
+    </w:p>
+    <w:p>
+      <w:pPr>
+        <w:spacing w:before="0" w:after="100"/>
+        <w:ind w:left="397" w:hanging="283"/>
+      </w:pPr>
+      <w:r>
+        <w:rPr>
+          <w:rFonts w:ascii="Calibri" w:hAnsi="Calibri"/>
+          <w:sz w:val="19"/>
+        </w:rPr>
+        <w:t xml:space="preserve">•  </w:t>
+      </w:r>
+      <w:r>
+        <w:rPr>
+          <w:rFonts w:ascii="Calibri" w:hAnsi="Calibri"/>
+          <w:sz w:val="19"/>
+        </w:rPr>
+        <w:t>Des Weiteren steht mir ein Widerrufsrecht zu, von dem ich jederzeit ohne Angabe von Gründen Gebrauch machen kann. Der Widerruf ist telefonisch oder postalisch an Mobile Physiotherapie Grausam zu richten.</w:t>
+      </w:r>
+    </w:p>
+    <w:p>
+      <w:pPr>
+        <w:spacing w:before="0" w:after="100"/>
+        <w:ind w:left="397" w:hanging="283"/>
+      </w:pPr>
+      <w:r>
+        <w:rPr>
+          <w:rFonts w:ascii="Calibri" w:hAnsi="Calibri"/>
+          <w:sz w:val="19"/>
+        </w:rPr>
+        <w:t xml:space="preserve">•  </w:t>
+      </w:r>
+      <w:r>
+        <w:rPr>
+          <w:rFonts w:ascii="Calibri" w:hAnsi="Calibri"/>
+          <w:sz w:val="19"/>
+        </w:rPr>
+        <w:t>Mir ist bekannt, dass ich diese Einwilligung gegenüber Mobile Physiotherapie Grausam nur mit Wirkung für die Zukunft widerrufen kann; bisher durchgeführte und von dieser Einwilligung abgedeckte Datenverarbeitungen bleiben dadurch rechtmäßig.</w:t>
+      </w:r>
+    </w:p>
+    <w:p>
+      <w:pPr>
+        <w:spacing w:before="0" w:after="100"/>
+        <w:ind w:left="397" w:hanging="283"/>
+      </w:pPr>
+      <w:r>
+        <w:rPr>
+          <w:rFonts w:ascii="Calibri" w:hAnsi="Calibri"/>
+          <w:sz w:val="19"/>
+        </w:rPr>
+        <w:t xml:space="preserve">•  </w:t>
+      </w:r>
+      <w:r>
+        <w:rPr>
+          <w:rFonts w:ascii="Calibri" w:hAnsi="Calibri"/>
+          <w:sz w:val="19"/>
+        </w:rPr>
+        <w:t>Bei einem Widerruf kann jedoch die vertragsmäßige Behandlung nicht durchgeführt werden.</w:t>
+      </w:r>
+    </w:p>
+    <w:p>
+      <w:pPr>
+        <w:spacing w:before="280" w:after="40"/>
+      </w:pPr>
+      <w:r>
+        <w:rPr>
+          <w:rFonts w:ascii="Calibri" w:hAnsi="Calibri"/>
+          <w:b w:val="0"/>
+          <w:i w:val="0"/>
+          <w:sz w:val="20"/>
+        </w:rPr>
+        <w:t>Leimen, den  ________________________</w:t>
+      </w:r>
+    </w:p>
+    <w:p>
+      <w:pPr>
+        <w:spacing w:before="0" w:after="40"/>
+      </w:pPr>
+      <w:r>
+        <w:rPr>
+          <w:rFonts w:ascii="Calibri" w:hAnsi="Calibri"/>
+          <w:b w:val="0"/>
+          <w:i w:val="0"/>
+          <w:sz w:val="20"/>
+        </w:rPr>
+        <w:t xml:space="preserve">                                                              ________________________</w:t>
+      </w:r>
+    </w:p>
+    <w:p>
+      <w:pPr>
+        <w:spacing w:before="0" w:after="320"/>
+        <w:ind w:left="3402"/>
+      </w:pPr>
+      <w:r>
+        <w:rPr>
+          <w:rFonts w:ascii="Calibri" w:hAnsi="Calibri"/>
+          <w:b w:val="0"/>
+          <w:i/>
+          <w:sz w:val="18"/>
+        </w:rPr>
+        <w:t>Unterschrift</w:t>
+      </w:r>
+    </w:p>
+    <w:p>
+      <w:pPr>
+        <w:spacing w:before="160" w:after="80"/>
+      </w:pPr>
+      <w:r>
+        <w:rPr>
+          <w:rFonts w:ascii="Calibri" w:hAnsi="Calibri"/>
           <w:b/>
           <w:i w:val="0"/>
-          <w:color w:val="202020"/>
-          <w:sz w:val="40"/>
+          <w:sz w:val="22"/>
         </w:rPr>
-        <w:t>Datenschutzerklärung &amp; Einwilligung</w:t>
+        <w:t>Datenschutz</w:t>
       </w:r>
     </w:p>
     <w:p>
@@ -23,422 +263,60 @@
       </w:pPr>
       <w:r>
         <w:rPr>
-          <w:rFonts w:ascii="Arial" w:hAnsi="Arial"/>
+          <w:rFonts w:ascii="Calibri" w:hAnsi="Calibri"/>
           <w:b w:val="0"/>
           <w:i w:val="0"/>
-          <w:color w:val="606060"/>
-          <w:sz w:val="20"/>
+          <w:sz w:val="19"/>
         </w:rPr>
-        <w:t>Mobile Physiotherapie Grausam  ·  Nick Grausam  ·  Stand: Februar 2026</w:t>
+        <w:t>Die Datenschutzerklärung zur Verarbeitung meiner personenbezogenen Daten habe ich erhalten und willige in die Verarbeitung meiner personenbezogenen Daten ein. Diese ist auch jederzeit bei Mobile Physiotherapie Grausam einsehbar.</w:t>
       </w:r>
     </w:p>
     <w:p>
       <w:pPr>
-        <w:spacing w:before="240" w:after="80"/>
-        <w:shd w:val="clear" w:color="auto" w:fill="D6E4F0"/>
-        <w:pBdr>
-          <w:left w:val="single" w:sz="18" w:space="6" w:color="2E74B5"/>
-        </w:pBdr>
+        <w:spacing w:before="0" w:after="40"/>
       </w:pPr>
       <w:r>
         <w:rPr>
-          <w:rFonts w:ascii="Arial" w:hAnsi="Arial"/>
-          <w:b/>
+          <w:rFonts w:ascii="Calibri" w:hAnsi="Calibri"/>
+          <w:b w:val="0"/>
           <w:i w:val="0"/>
-          <w:color w:val="2E74B5"/>
-          <w:sz w:val="22"/>
+          <w:sz w:val="20"/>
         </w:rPr>
-        <w:t xml:space="preserve">  Verantwortlicher</w:t>
+        <w:t>Leimen, den  ________________________</w:t>
       </w:r>
     </w:p>
     <w:p>
       <w:pPr>
-        <w:spacing w:before="40" w:after="120"/>
+        <w:spacing w:before="0" w:after="40"/>
       </w:pPr>
       <w:r>
         <w:rPr>
-          <w:rFonts w:ascii="Arial" w:hAnsi="Arial"/>
+          <w:rFonts w:ascii="Calibri" w:hAnsi="Calibri"/>
+          <w:b w:val="0"/>
+          <w:i w:val="0"/>
           <w:sz w:val="20"/>
         </w:rPr>
-        <w:t>Nick Grausam · Mobile Physiotherapie Grausam · Dornierstraße 5 · 69181 Leimen · info@physiotherapie-grausam.com · Tel. 0176 459 28 768</w:t>
+        <w:t xml:space="preserve">                                                              ________________________</w:t>
       </w:r>
     </w:p>
     <w:p>
       <w:pPr>
-        <w:spacing w:before="240" w:after="80"/>
-        <w:shd w:val="clear" w:color="auto" w:fill="D6E4F0"/>
-        <w:pBdr>
-          <w:left w:val="single" w:sz="18" w:space="6" w:color="2E74B5"/>
-        </w:pBdr>
+        <w:spacing w:before="0" w:after="0"/>
+        <w:ind w:left="3402"/>
       </w:pPr>
       <w:r>
         <w:rPr>
-          <w:rFonts w:ascii="Arial" w:hAnsi="Arial"/>
-          <w:b/>
-          <w:i w:val="0"/>
-          <w:color w:val="2E74B5"/>
-          <w:sz w:val="22"/>
+          <w:rFonts w:ascii="Calibri" w:hAnsi="Calibri"/>
+          <w:b w:val="0"/>
+          <w:i/>
+          <w:sz w:val="18"/>
         </w:rPr>
-        <w:t xml:space="preserve">  Zweck &amp; Rechtsgrundlagen der Verarbeitung</w:t>
+        <w:t>Unterschrift</w:t>
       </w:r>
     </w:p>
-    <w:p>
-      <w:pPr>
-        <w:spacing w:before="40" w:after="120"/>
-      </w:pPr>
-      <w:r>
-        <w:rPr>
-          <w:rFonts w:ascii="Arial" w:hAnsi="Arial"/>
-          <w:sz w:val="20"/>
-        </w:rPr>
-        <w:t>Ihre personenbezogenen Daten (Name, Adresse, Kontaktdaten, Beschwerden, Diagnosen) werden ausschließlich zur Durchführung der physiotherapeutischen Behandlung verarbeitet. Rechtsgrundlagen: Art. 6 Abs. 1 lit. b DSGVO (Vertragserfüllung), Art. 9 Abs. 2 lit. h DSGVO (Gesundheitsversorgung), Art. 6 Abs. 1 lit. c DSGVO (gesetzliche Pflichten).</w:t>
-      </w:r>
-    </w:p>
-    <w:p>
-      <w:pPr>
-        <w:spacing w:before="240" w:after="80"/>
-        <w:shd w:val="clear" w:color="auto" w:fill="D6E4F0"/>
-        <w:pBdr>
-          <w:left w:val="single" w:sz="18" w:space="6" w:color="2E74B5"/>
-        </w:pBdr>
-      </w:pPr>
-      <w:r>
-        <w:rPr>
-          <w:rFonts w:ascii="Arial" w:hAnsi="Arial"/>
-          <w:b/>
-          <w:i w:val="0"/>
-          <w:color w:val="2E74B5"/>
-          <w:sz w:val="22"/>
-        </w:rPr>
-        <w:t xml:space="preserve">  Gesundheitsdaten</w:t>
-      </w:r>
-    </w:p>
-    <w:p>
-      <w:pPr>
-        <w:spacing w:before="40" w:after="120"/>
-      </w:pPr>
-      <w:r>
-        <w:rPr>
-          <w:rFonts w:ascii="Arial" w:hAnsi="Arial"/>
-          <w:sz w:val="20"/>
-        </w:rPr>
-        <w:t>Gesundheitsdaten (Diagnosen, Befunde, Behandlungsverläufe) werden gemäß Art. 9 Abs. 2 lit. h DSGVO zum Zweck der medizinischen Versorgung erhoben und gespeichert. Eine Weitergabe erfolgt nur bei ausdrücklicher Einwilligung oder gesetzlicher Verpflichtung (z. B. Abrechnungsstellen, Beihilfe).</w:t>
-      </w:r>
-    </w:p>
-    <w:p>
-      <w:pPr>
-        <w:spacing w:before="240" w:after="80"/>
-        <w:shd w:val="clear" w:color="auto" w:fill="D6E4F0"/>
-        <w:pBdr>
-          <w:left w:val="single" w:sz="18" w:space="6" w:color="2E74B5"/>
-        </w:pBdr>
-      </w:pPr>
-      <w:r>
-        <w:rPr>
-          <w:rFonts w:ascii="Arial" w:hAnsi="Arial"/>
-          <w:b/>
-          <w:i w:val="0"/>
-          <w:color w:val="2E74B5"/>
-          <w:sz w:val="22"/>
-        </w:rPr>
-        <w:t xml:space="preserve">  Speicherdauer</w:t>
-      </w:r>
-    </w:p>
-    <w:p>
-      <w:pPr>
-        <w:spacing w:before="40" w:after="120"/>
-      </w:pPr>
-      <w:r>
-        <w:rPr>
-          <w:rFonts w:ascii="Arial" w:hAnsi="Arial"/>
-          <w:sz w:val="20"/>
-        </w:rPr>
-        <w:t>Patientendaten: 10 Jahre nach Behandlungsabschluss (§ 630f BGB) · Buchhaltungsunterlagen: 10 Jahre (§ 147 AO) · Geschäftsbriefe: 6 Jahre (§ 147 AO). Danach werden Daten sicher gelöscht.</w:t>
-      </w:r>
-    </w:p>
-    <w:p>
-      <w:pPr>
-        <w:spacing w:before="240" w:after="80"/>
-        <w:shd w:val="clear" w:color="auto" w:fill="D6E4F0"/>
-        <w:pBdr>
-          <w:left w:val="single" w:sz="18" w:space="6" w:color="2E74B5"/>
-        </w:pBdr>
-      </w:pPr>
-      <w:r>
-        <w:rPr>
-          <w:rFonts w:ascii="Arial" w:hAnsi="Arial"/>
-          <w:b/>
-          <w:i w:val="0"/>
-          <w:color w:val="2E74B5"/>
-          <w:sz w:val="22"/>
-        </w:rPr>
-        <w:t xml:space="preserve">  Ihre Rechte (Art. 15–21 DSGVO)</w:t>
-      </w:r>
-    </w:p>
-    <w:p>
-      <w:pPr>
-        <w:spacing w:before="40" w:after="120"/>
-      </w:pPr>
-      <w:r>
-        <w:rPr>
-          <w:rFonts w:ascii="Arial" w:hAnsi="Arial"/>
-          <w:sz w:val="20"/>
-        </w:rPr>
-        <w:t>Auskunft · Berichtigung · Löschung · Einschränkung der Verarbeitung · Datenübertragbarkeit · Widerspruch · Widerruf einer Einwilligung (ohne Rückwirkung). Beschwerden: Landesbeauftragter für Datenschutz Baden-Württemberg, www.baden-wuerttemberg.datenschutz.de</w:t>
-      </w:r>
-    </w:p>
-    <w:p>
-      <w:pPr>
-        <w:spacing w:before="240" w:after="80"/>
-        <w:shd w:val="clear" w:color="auto" w:fill="D6E4F0"/>
-        <w:pBdr>
-          <w:left w:val="single" w:sz="18" w:space="6" w:color="2E74B5"/>
-        </w:pBdr>
-      </w:pPr>
-      <w:r>
-        <w:rPr>
-          <w:rFonts w:ascii="Arial" w:hAnsi="Arial"/>
-          <w:b/>
-          <w:i w:val="0"/>
-          <w:color w:val="2E74B5"/>
-          <w:sz w:val="22"/>
-        </w:rPr>
-        <w:t xml:space="preserve">  WhatsApp &amp; Kommunikation</w:t>
-      </w:r>
-    </w:p>
-    <w:p>
-      <w:pPr>
-        <w:spacing w:before="40" w:after="120"/>
-      </w:pPr>
-      <w:r>
-        <w:rPr>
-          <w:rFonts w:ascii="Arial" w:hAnsi="Arial"/>
-          <w:sz w:val="20"/>
-        </w:rPr>
-        <w:t>Bei Kontaktaufnahme per WhatsApp werden Daten auf Servern von Meta (USA) verarbeitet (Grundlage: EU-US Data Privacy Framework). Diese Website verwendet keine Tracking-Cookies.</w:t>
-      </w:r>
-    </w:p>
-    <w:p>
-      <w:pPr>
-        <w:spacing w:before="240" w:after="80"/>
-        <w:shd w:val="clear" w:color="auto" w:fill="D6E4F0"/>
-        <w:pBdr>
-          <w:left w:val="single" w:sz="18" w:space="6" w:color="2E74B5"/>
-        </w:pBdr>
-      </w:pPr>
-      <w:r>
-        <w:rPr>
-          <w:rFonts w:ascii="Arial" w:hAnsi="Arial"/>
-          <w:b/>
-          <w:i w:val="0"/>
-          <w:color w:val="2E74B5"/>
-          <w:sz w:val="22"/>
-        </w:rPr>
-        <w:t xml:space="preserve">  Einwilligung</w:t>
-      </w:r>
-    </w:p>
-    <w:p>
-      <w:pPr>
-        <w:spacing w:before="40" w:after="120"/>
-      </w:pPr>
-      <w:r>
-        <w:rPr>
-          <w:rFonts w:ascii="Arial" w:hAnsi="Arial"/>
-          <w:sz w:val="20"/>
-        </w:rPr>
-        <w:t>Ich habe die vorstehende Datenschutzerklärung gelesen und verstanden. Ich willige ein, dass meine personenbezogenen Daten und Gesundheitsdaten zum Zweck der physiotherapeutischen Behandlung gemäß den obigen Ausführungen verarbeitet und gespeichert werden. Diese Einwilligung kann ich jederzeit schriftlich widerrufen.</w:t>
-      </w:r>
-    </w:p>
-    <w:p>
-      <w:pPr>
-        <w:spacing w:before="200" w:after="80"/>
-      </w:pPr>
-    </w:p>
-    <w:tbl>
-      <w:tblPr>
-        <w:tblStyle w:val="TableGrid"/>
-        <w:tblW w:type="auto" w:w="0"/>
-        <w:tblLook w:firstColumn="1" w:firstRow="1" w:lastColumn="0" w:lastRow="0" w:noHBand="0" w:noVBand="1" w:val="04A0"/>
-      </w:tblPr>
-      <w:tblGrid>
-        <w:gridCol w:w="3324"/>
-        <w:gridCol w:w="3324"/>
-        <w:gridCol w:w="3324"/>
-      </w:tblGrid>
-      <w:tr>
-        <w:trPr>
-          <w:trHeight w:val="700" w:hRule="atLeast"/>
-        </w:trPr>
-        <w:tc>
-          <w:tcPr>
-            <w:tcW w:type="dxa" w:w="5"/>
-            <w:tcMar>
-              <w:top w:w="80" w:type="dxa"/>
-              <w:bottom w:w="80" w:type="dxa"/>
-              <w:left w:w="120" w:type="dxa"/>
-              <w:right w:w="120" w:type="dxa"/>
-            </w:tcMar>
-            <w:tcBorders>
-              <w:top w:val="single" w:sz="4" w:space="0" w:color="CCCCCC"/>
-              <w:left w:val="single" w:sz="4" w:space="0" w:color="CCCCCC"/>
-              <w:bottom w:val="single" w:sz="4" w:space="0" w:color="CCCCCC"/>
-              <w:right w:val="single" w:sz="4" w:space="0" w:color="CCCCCC"/>
-            </w:tcBorders>
-          </w:tcPr>
-          <w:p>
-            <w:pPr>
-              <w:spacing w:before="0" w:after="0"/>
-            </w:pPr>
-            <w:r>
-              <w:rPr>
-                <w:rFonts w:ascii="Arial" w:hAnsi="Arial"/>
-                <w:b/>
-                <w:color w:val="444444"/>
-                <w:sz w:val="17"/>
-              </w:rPr>
-              <w:t>Ort</w:t>
-            </w:r>
-          </w:p>
-        </w:tc>
-        <w:tc>
-          <w:tcPr>
-            <w:tcW w:type="dxa" w:w="5"/>
-            <w:tcMar>
-              <w:top w:w="80" w:type="dxa"/>
-              <w:bottom w:w="80" w:type="dxa"/>
-              <w:left w:w="120" w:type="dxa"/>
-              <w:right w:w="120" w:type="dxa"/>
-            </w:tcMar>
-            <w:tcBorders>
-              <w:top w:val="single" w:sz="4" w:space="0" w:color="CCCCCC"/>
-              <w:left w:val="single" w:sz="4" w:space="0" w:color="CCCCCC"/>
-              <w:bottom w:val="single" w:sz="4" w:space="0" w:color="CCCCCC"/>
-              <w:right w:val="single" w:sz="4" w:space="0" w:color="CCCCCC"/>
-            </w:tcBorders>
-          </w:tcPr>
-          <w:p>
-            <w:pPr>
-              <w:spacing w:before="0" w:after="0"/>
-            </w:pPr>
-            <w:r>
-              <w:rPr>
-                <w:rFonts w:ascii="Arial" w:hAnsi="Arial"/>
-                <w:b/>
-                <w:color w:val="444444"/>
-                <w:sz w:val="17"/>
-              </w:rPr>
-              <w:t>Datum</w:t>
-            </w:r>
-          </w:p>
-        </w:tc>
-        <w:tc>
-          <w:tcPr>
-            <w:tcW w:type="dxa" w:w="5"/>
-            <w:tcMar>
-              <w:top w:w="80" w:type="dxa"/>
-              <w:bottom w:w="80" w:type="dxa"/>
-              <w:left w:w="120" w:type="dxa"/>
-              <w:right w:w="120" w:type="dxa"/>
-            </w:tcMar>
-            <w:tcBorders>
-              <w:top w:val="single" w:sz="4" w:space="0" w:color="CCCCCC"/>
-              <w:left w:val="single" w:sz="4" w:space="0" w:color="CCCCCC"/>
-              <w:bottom w:val="single" w:sz="4" w:space="0" w:color="CCCCCC"/>
-              <w:right w:val="single" w:sz="4" w:space="0" w:color="CCCCCC"/>
-            </w:tcBorders>
-          </w:tcPr>
-          <w:p>
-            <w:pPr>
-              <w:spacing w:before="0" w:after="0"/>
-            </w:pPr>
-            <w:r>
-              <w:rPr>
-                <w:rFonts w:ascii="Arial" w:hAnsi="Arial"/>
-                <w:b/>
-                <w:color w:val="444444"/>
-                <w:sz w:val="17"/>
-              </w:rPr>
-              <w:t>Unterschrift Patient / -in</w:t>
-            </w:r>
-          </w:p>
-        </w:tc>
-      </w:tr>
-      <w:tr>
-        <w:trPr>
-          <w:trHeight w:val="700" w:hRule="atLeast"/>
-        </w:trPr>
-        <w:tc>
-          <w:tcPr>
-            <w:tcW w:type="dxa" w:w="5"/>
-            <w:tcBorders>
-              <w:top w:val="single" w:sz="4" w:space="0" w:color="CCCCCC"/>
-              <w:left w:val="single" w:sz="4" w:space="0" w:color="CCCCCC"/>
-              <w:bottom w:val="single" w:sz="4" w:space="0" w:color="CCCCCC"/>
-              <w:right w:val="single" w:sz="4" w:space="0" w:color="CCCCCC"/>
-            </w:tcBorders>
-            <w:tcMar>
-              <w:top w:w="80" w:type="dxa"/>
-              <w:bottom w:w="80" w:type="dxa"/>
-              <w:left w:w="120" w:type="dxa"/>
-              <w:right w:w="120" w:type="dxa"/>
-            </w:tcMar>
-          </w:tcPr>
-          <w:p/>
-        </w:tc>
-        <w:tc>
-          <w:tcPr>
-            <w:tcW w:type="dxa" w:w="5"/>
-            <w:tcBorders>
-              <w:top w:val="single" w:sz="4" w:space="0" w:color="CCCCCC"/>
-              <w:left w:val="single" w:sz="4" w:space="0" w:color="CCCCCC"/>
-              <w:bottom w:val="single" w:sz="4" w:space="0" w:color="CCCCCC"/>
-              <w:right w:val="single" w:sz="4" w:space="0" w:color="CCCCCC"/>
-            </w:tcBorders>
-            <w:tcMar>
-              <w:top w:w="80" w:type="dxa"/>
-              <w:bottom w:w="80" w:type="dxa"/>
-              <w:left w:w="120" w:type="dxa"/>
-              <w:right w:w="120" w:type="dxa"/>
-            </w:tcMar>
-          </w:tcPr>
-          <w:p/>
-        </w:tc>
-        <w:tc>
-          <w:tcPr>
-            <w:tcW w:type="dxa" w:w="5"/>
-            <w:tcMar>
-              <w:top w:w="80" w:type="dxa"/>
-              <w:bottom w:w="80" w:type="dxa"/>
-              <w:left w:w="120" w:type="dxa"/>
-              <w:right w:w="120" w:type="dxa"/>
-            </w:tcMar>
-            <w:tcBorders>
-              <w:top w:val="single" w:sz="4" w:space="0" w:color="CCCCCC"/>
-              <w:left w:val="single" w:sz="4" w:space="0" w:color="CCCCCC"/>
-              <w:bottom w:val="single" w:sz="4" w:space="0" w:color="CCCCCC"/>
-              <w:right w:val="single" w:sz="4" w:space="0" w:color="CCCCCC"/>
-            </w:tcBorders>
-          </w:tcPr>
-          <w:p>
-            <w:pPr>
-              <w:spacing w:before="0" w:after="0"/>
-            </w:pPr>
-            <w:r>
-              <w:rPr>
-                <w:rFonts w:ascii="Arial" w:hAnsi="Arial"/>
-                <w:b/>
-                <w:color w:val="444444"/>
-                <w:sz w:val="17"/>
-              </w:rPr>
-              <w:t>Unterschrift Therapeut</w:t>
-            </w:r>
-          </w:p>
-        </w:tc>
-      </w:tr>
-    </w:tbl>
     <w:sectPr>
-      <w:pgSz w:w="12240" w:h="15840"/>
-      <w:pgMar w:top="1134" w:right="1134" w:bottom="1134" w:left="1134" w:header="720" w:footer="720" w:gutter="0"/>
+      <w:pgSz w:w="11906" w:h="16838"/>
+      <w:pgMar w:top="1134" w:right="1417" w:bottom="1134" w:left="1417" w:header="720" w:footer="720" w:gutter="0"/>
       <w:cols w:space="720"/>
       <w:docGrid w:linePitch="360"/>
     </w:sectPr>

--- a/dokumente/Datenschutzerklaerung-Patienten.docx
+++ b/dokumente/Datenschutzerklaerung-Patienten.docx
@@ -315,6 +315,7 @@
       </w:r>
     </w:p>
     <w:sectPr>
+      <w:headerReference w:type="default" r:id="rId9"/>
       <w:pgSz w:w="11906" w:h="16838"/>
       <w:pgMar w:top="1134" w:right="1417" w:bottom="1134" w:left="1417" w:header="720" w:footer="720" w:gutter="0"/>
       <w:cols w:space="720"/>
@@ -322,6 +323,114 @@
     </w:sectPr>
   </w:body>
 </w:document>
+</file>
+
+<file path=word/header1.xml><?xml version="1.0" encoding="utf-8"?>
+<w:hdr xmlns:m="http://schemas.openxmlformats.org/officeDocument/2006/math" xmlns:mc="http://schemas.openxmlformats.org/markup-compatibility/2006" xmlns:mo="http://schemas.microsoft.com/office/mac/office/2008/main" xmlns:mv="urn:schemas-microsoft-com:mac:vml" xmlns:o="urn:schemas-microsoft-com:office:office" xmlns:r="http://schemas.openxmlformats.org/officeDocument/2006/relationships" xmlns:v="urn:schemas-microsoft-com:vml" xmlns:w10="urn:schemas-microsoft-com:office:word" xmlns:w14="http://schemas.microsoft.com/office/word/2010/wordml" xmlns:w="http://schemas.openxmlformats.org/wordprocessingml/2006/main" xmlns:wne="http://schemas.microsoft.com/office/word/2006/wordml" xmlns:wp14="http://schemas.microsoft.com/office/word/2010/wordprocessingDrawing" xmlns:wp="http://schemas.openxmlformats.org/drawingml/2006/wordprocessingDrawing" xmlns:wpc="http://schemas.microsoft.com/office/word/2010/wordprocessingCanvas" xmlns:wpg="http://schemas.microsoft.com/office/word/2010/wordprocessingGroup" xmlns:wpi="http://schemas.microsoft.com/office/word/2010/wordprocessingInk" xmlns:wps="http://schemas.microsoft.com/office/word/2010/wordprocessingShape" mc:Ignorable="w14 wp14">
+  <w:p>
+    <w:pPr>
+      <w:pStyle w:val="Header"/>
+    </w:pPr>
+  </w:p>
+  <w:tbl>
+    <w:tblPr>
+      <w:tblStyle w:val="TableGrid"/>
+      <w:tblW w:type="auto" w:w="0"/>
+      <w:tblLook w:firstColumn="1" w:firstRow="1" w:lastColumn="0" w:lastRow="0" w:noHBand="0" w:noVBand="1" w:val="04A0"/>
+    </w:tblPr>
+    <w:tblGrid>
+      <w:gridCol w:w="4819"/>
+      <w:gridCol w:w="4819"/>
+    </w:tblGrid>
+    <w:tr>
+      <w:tc>
+        <w:tcPr>
+          <w:tcW w:type="dxa" w:w="4819"/>
+          <w:tcBorders>
+            <w:top w:val="none"/>
+            <w:left w:val="none"/>
+            <w:bottom w:val="none"/>
+            <w:right w:val="none"/>
+          </w:tcBorders>
+        </w:tcPr>
+        <w:p>
+          <w:r>
+            <w:rPr>
+              <w:b/>
+              <w:sz w:val="18"/>
+            </w:rPr>
+            <w:t>Mobile Physiotherapie Grausam</w:t>
+          </w:r>
+        </w:p>
+        <w:p>
+          <w:r>
+            <w:rPr>
+              <w:sz w:val="16"/>
+            </w:rPr>
+            <w:t>Nick Grausam · Dornierstraße 5 · 69181 Leimen</w:t>
+          </w:r>
+        </w:p>
+      </w:tc>
+      <w:tc>
+        <w:tcPr>
+          <w:tcW w:type="dxa" w:w="4819"/>
+          <w:tcBorders>
+            <w:top w:val="none"/>
+            <w:left w:val="none"/>
+            <w:bottom w:val="none"/>
+            <w:right w:val="none"/>
+          </w:tcBorders>
+        </w:tcPr>
+        <w:p>
+          <w:pPr>
+            <w:jc w:val="right"/>
+          </w:pPr>
+          <w:r>
+            <w:drawing>
+              <wp:inline xmlns:a="http://schemas.openxmlformats.org/drawingml/2006/main" xmlns:pic="http://schemas.openxmlformats.org/drawingml/2006/picture">
+                <wp:extent cx="1800000" cy="524118"/>
+                <wp:docPr id="1" name="Picture 1"/>
+                <wp:cNvGraphicFramePr>
+                  <a:graphicFrameLocks noChangeAspect="1"/>
+                </wp:cNvGraphicFramePr>
+                <a:graphic>
+                  <a:graphicData uri="http://schemas.openxmlformats.org/drawingml/2006/picture">
+                    <pic:pic>
+                      <pic:nvPicPr>
+                        <pic:cNvPr id="0" name="logo.png"/>
+                        <pic:cNvPicPr/>
+                      </pic:nvPicPr>
+                      <pic:blipFill>
+                        <a:blip r:embed="rId1"/>
+                        <a:stretch>
+                          <a:fillRect/>
+                        </a:stretch>
+                      </pic:blipFill>
+                      <pic:spPr>
+                        <a:xfrm>
+                          <a:off x="0" y="0"/>
+                          <a:ext cx="1800000" cy="524118"/>
+                        </a:xfrm>
+                        <a:prstGeom prst="rect"/>
+                      </pic:spPr>
+                    </pic:pic>
+                  </a:graphicData>
+                </a:graphic>
+              </wp:inline>
+            </w:drawing>
+          </w:r>
+        </w:p>
+      </w:tc>
+    </w:tr>
+  </w:tbl>
+  <w:p>
+    <w:pPr>
+      <w:pBdr>
+        <w:bottom w:val="single" w:sz="6" w:space="1" w:color="111111"/>
+      </w:pBdr>
+    </w:pPr>
+  </w:p>
+</w:hdr>
 </file>
 
 <file path=word/numbering.xml><?xml version="1.0" encoding="utf-8"?>

--- a/dokumente/Datenschutzerklaerung-Patienten.docx
+++ b/dokumente/Datenschutzerklaerung-Patienten.docx
@@ -315,7 +315,6 @@
       </w:r>
     </w:p>
     <w:sectPr>
-      <w:headerReference w:type="default" r:id="rId9"/>
       <w:pgSz w:w="11906" w:h="16838"/>
       <w:pgMar w:top="1134" w:right="1417" w:bottom="1134" w:left="1417" w:header="720" w:footer="720" w:gutter="0"/>
       <w:cols w:space="720"/>
@@ -323,114 +322,6 @@
     </w:sectPr>
   </w:body>
 </w:document>
-</file>
-
-<file path=word/header1.xml><?xml version="1.0" encoding="utf-8"?>
-<w:hdr xmlns:m="http://schemas.openxmlformats.org/officeDocument/2006/math" xmlns:mc="http://schemas.openxmlformats.org/markup-compatibility/2006" xmlns:mo="http://schemas.microsoft.com/office/mac/office/2008/main" xmlns:mv="urn:schemas-microsoft-com:mac:vml" xmlns:o="urn:schemas-microsoft-com:office:office" xmlns:r="http://schemas.openxmlformats.org/officeDocument/2006/relationships" xmlns:v="urn:schemas-microsoft-com:vml" xmlns:w10="urn:schemas-microsoft-com:office:word" xmlns:w14="http://schemas.microsoft.com/office/word/2010/wordml" xmlns:w="http://schemas.openxmlformats.org/wordprocessingml/2006/main" xmlns:wne="http://schemas.microsoft.com/office/word/2006/wordml" xmlns:wp14="http://schemas.microsoft.com/office/word/2010/wordprocessingDrawing" xmlns:wp="http://schemas.openxmlformats.org/drawingml/2006/wordprocessingDrawing" xmlns:wpc="http://schemas.microsoft.com/office/word/2010/wordprocessingCanvas" xmlns:wpg="http://schemas.microsoft.com/office/word/2010/wordprocessingGroup" xmlns:wpi="http://schemas.microsoft.com/office/word/2010/wordprocessingInk" xmlns:wps="http://schemas.microsoft.com/office/word/2010/wordprocessingShape" mc:Ignorable="w14 wp14">
-  <w:p>
-    <w:pPr>
-      <w:pStyle w:val="Header"/>
-    </w:pPr>
-  </w:p>
-  <w:tbl>
-    <w:tblPr>
-      <w:tblStyle w:val="TableGrid"/>
-      <w:tblW w:type="auto" w:w="0"/>
-      <w:tblLook w:firstColumn="1" w:firstRow="1" w:lastColumn="0" w:lastRow="0" w:noHBand="0" w:noVBand="1" w:val="04A0"/>
-    </w:tblPr>
-    <w:tblGrid>
-      <w:gridCol w:w="4819"/>
-      <w:gridCol w:w="4819"/>
-    </w:tblGrid>
-    <w:tr>
-      <w:tc>
-        <w:tcPr>
-          <w:tcW w:type="dxa" w:w="4819"/>
-          <w:tcBorders>
-            <w:top w:val="none"/>
-            <w:left w:val="none"/>
-            <w:bottom w:val="none"/>
-            <w:right w:val="none"/>
-          </w:tcBorders>
-        </w:tcPr>
-        <w:p>
-          <w:r>
-            <w:rPr>
-              <w:b/>
-              <w:sz w:val="18"/>
-            </w:rPr>
-            <w:t>Mobile Physiotherapie Grausam</w:t>
-          </w:r>
-        </w:p>
-        <w:p>
-          <w:r>
-            <w:rPr>
-              <w:sz w:val="16"/>
-            </w:rPr>
-            <w:t>Nick Grausam · Dornierstraße 5 · 69181 Leimen</w:t>
-          </w:r>
-        </w:p>
-      </w:tc>
-      <w:tc>
-        <w:tcPr>
-          <w:tcW w:type="dxa" w:w="4819"/>
-          <w:tcBorders>
-            <w:top w:val="none"/>
-            <w:left w:val="none"/>
-            <w:bottom w:val="none"/>
-            <w:right w:val="none"/>
-          </w:tcBorders>
-        </w:tcPr>
-        <w:p>
-          <w:pPr>
-            <w:jc w:val="right"/>
-          </w:pPr>
-          <w:r>
-            <w:drawing>
-              <wp:inline xmlns:a="http://schemas.openxmlformats.org/drawingml/2006/main" xmlns:pic="http://schemas.openxmlformats.org/drawingml/2006/picture">
-                <wp:extent cx="1800000" cy="524118"/>
-                <wp:docPr id="1" name="Picture 1"/>
-                <wp:cNvGraphicFramePr>
-                  <a:graphicFrameLocks noChangeAspect="1"/>
-                </wp:cNvGraphicFramePr>
-                <a:graphic>
-                  <a:graphicData uri="http://schemas.openxmlformats.org/drawingml/2006/picture">
-                    <pic:pic>
-                      <pic:nvPicPr>
-                        <pic:cNvPr id="0" name="logo.png"/>
-                        <pic:cNvPicPr/>
-                      </pic:nvPicPr>
-                      <pic:blipFill>
-                        <a:blip r:embed="rId1"/>
-                        <a:stretch>
-                          <a:fillRect/>
-                        </a:stretch>
-                      </pic:blipFill>
-                      <pic:spPr>
-                        <a:xfrm>
-                          <a:off x="0" y="0"/>
-                          <a:ext cx="1800000" cy="524118"/>
-                        </a:xfrm>
-                        <a:prstGeom prst="rect"/>
-                      </pic:spPr>
-                    </pic:pic>
-                  </a:graphicData>
-                </a:graphic>
-              </wp:inline>
-            </w:drawing>
-          </w:r>
-        </w:p>
-      </w:tc>
-    </w:tr>
-  </w:tbl>
-  <w:p>
-    <w:pPr>
-      <w:pBdr>
-        <w:bottom w:val="single" w:sz="6" w:space="1" w:color="111111"/>
-      </w:pBdr>
-    </w:pPr>
-  </w:p>
-</w:hdr>
 </file>
 
 <file path=word/numbering.xml><?xml version="1.0" encoding="utf-8"?>
